--- a/documents/Titus_Ave_Hearing_Analysis.docx
+++ b/documents/Titus_Ave_Hearing_Analysis.docx
@@ -456,7 +456,7 @@
           <w:sz w:val="19"/>
           <w:szCs w:val="19"/>
         </w:rPr>
-        <w:t xml:space="preserve">Findings: allowing the planned development “reduces the need for curb cuts on Calef Road and preserves existing on-street parking.” (1:58:13.) Two witnesses told the Board there is little on-street parking on Calef to preserve. Kate Markey: “Anything south of that, you'll notice if you drive there, there's big no parking signs.” (1:26:23.) Jennifer Allard: “No one can park on Calef. You're not allowed to park on Calef.” (1:32:52.)</w:t>
+        <w:t xml:space="preserve">Findings: allowing the planned development “reduces the need for curb cuts on Calef Road and preserves existing on-street parking.” (1:58:13.) Two witnesses told the Board there is little on-street parking on Calef to preserve. Kate Marquis: “Anything south of that, you'll notice if you drive there, there's big no parking signs.” (1:26:23.) Jennifer Allard: “No one can park on Calef. You're not allowed to park on Calef.” (1:32:52.)</w:t>
       </w:r>
     </w:p>
     <w:p>

--- a/documents/Titus_Ave_Hearing_Analysis.docx
+++ b/documents/Titus_Ave_Hearing_Analysis.docx
@@ -552,7 +552,7 @@
           <w:sz w:val="19"/>
           <w:szCs w:val="19"/>
         </w:rPr>
-        <w:t xml:space="preserve">“I think this area is a transitional area in that neighborhood” (1:56:31), and in findings, “several other mixed or high density uses including the large development to the south, the cemetery and the Zion School.” (1:58:51.) A cemetery is not a high-density use; the applicant's engineer said of it that “obviously no homes or anything will be built really in that area.” (1:11:04.) More important, “transitional area” is not a designation this parcel carries. Table 3.3-A of the Land Use Code assigns that role to the R-2 district, which “forms a loose band around the more densely developed areas of the City, transitioning between mixed-use centers and the lower densities of the single-family districts.” R-1B's stated intent is “to maintain higher-density neighborhoods of single-family, detached dwellings.”</w:t>
+        <w:t xml:space="preserve">“I think this area is a transitional area in that neighborhood” (1:56:31), and in findings, “several other mixed or high density uses including the large development to the south, the cemetery and the Zion School.” (1:58:51.) A cemetery is not a high-density use; the applicant's engineer said of it that “obviously no homes or anything will be built really in that area.” (1:11:04.) More important, “transitional area” is not a designation this parcel carries. Table 3.3-A of the Land Use Code assigns that role to the R-2 district, which “forms a loose band around the more densely developed areas of the City, transitioning between mixed-use centers and the lower densities of the single-family districts.” R-1B's stated intent is “to maintain higher-density neighborhoods of single-family, detached dwellings located in outlying areas of the City.”</w:t>
       </w:r>
     </w:p>
     <w:p>
@@ -708,7 +708,7 @@
           <w:sz w:val="19"/>
           <w:szCs w:val="19"/>
         </w:rPr>
-        <w:t xml:space="preserve">Both formulations fail. The Code's own statement of intent for R-1B is “to maintain higher-density neighborhoods of single-family, detached dwellings.” The applicant quoted the first half and dropped the operative half. And “residential in a residential zone” cannot be the test: Table 4.3-A lists Single Family, Two-Family, Multifamily and Mixed-Use as separate uses with separate district permissions precisely because “residential” is not one category. If that argument were sound, no use variance in any residential district could ever fail this criterion. Method does not conform to the standard.</w:t>
+        <w:t xml:space="preserve">Both formulations fail. The Code's own statement of intent for R-1B is “to maintain higher-density neighborhoods of single-family, detached dwellings located in outlying areas of the City.” The applicant quoted the first half and dropped the operative half. And “residential in a residential zone” cannot be the test: Table 4.3-A lists Single Family, Two-Family, Multifamily and Mixed-Use as separate uses with separate district permissions precisely because “residential” is not one category. If that argument were sound, no use variance in any residential district could ever fail this criterion. Method does not conform to the standard.</w:t>
       </w:r>
     </w:p>
     <w:p>
